--- a/dosyalar/bep/arapca-9-sinif-bep-destek-egitim-odasi.docx
+++ b/dosyalar/bep/arapca-9-sinif-bep-destek-egitim-odasi.docx
@@ -5034,7 +5034,7 @@
                       <w:rtl/>
                       <w:lang w:bidi="ar-SA"/>
                     </w:rPr>
-                    <w:t xml:space="preserve">مَساء الْخَيْر</w:t>
+                    <w:t xml:space="preserve">مَساء الخَيْر</w:t>
                   </w:r>
                 </w:p>
               </w:tc>
@@ -6277,7 +6277,7 @@
           <w:rtl/>
           <w:lang w:bidi="ar-SA"/>
         </w:rPr>
-        <w:t xml:space="preserve"> الْمُدَرِّس؟</w:t>
+        <w:t xml:space="preserve"> المُدَرِّس؟</w:t>
       </w:r>
     </w:p>
     <w:p>
@@ -6352,7 +6352,7 @@
           <w:rtl/>
           <w:lang w:bidi="ar-SA"/>
         </w:rPr>
-        <w:t xml:space="preserve"> الْكِتاب.</w:t>
+        <w:t xml:space="preserve"> الكِتاب.</w:t>
       </w:r>
     </w:p>
     <w:p>

--- a/dosyalar/bep/arapca-9-sinif-bep-destek-egitim-odasi.docx
+++ b/dosyalar/bep/arapca-9-sinif-bep-destek-egitim-odasi.docx
@@ -81,7 +81,7 @@
                 <w:sz w:val="18"/>
                 <w:szCs w:val="18"/>
               </w:rPr>
-              <w:t xml:space="preserve">2026-2027 · Arapça Dersi · 9. Sınıf · 2025 Arapça Dersi Öğretim Programı (9-10. sınıflar)</w:t>
+              <w:t xml:space="preserve">2026-2027 · Arapça Dersi · 9. Sınıf · Arapça Dersi Öğretim Programı (9-10. sınıflar)</w:t>
             </w:r>
           </w:p>
         </w:tc>
